--- a/flow/20240204_zachala/ap215.docx
+++ b/flow/20240204_zachala/ap215.docx
@@ -147,25 +147,7 @@
           <w:sz w:val="27"/>
           <w:szCs w:val="27"/>
         </w:rPr>
-        <w:t xml:space="preserve">. бо ні обрізання, ні </w:t>
-      </w:r>
-      <w:proofErr w:type="spellStart"/>
-      <w:r>
-        <w:rPr>
-          <w:color w:val="000000"/>
-          <w:sz w:val="27"/>
-          <w:szCs w:val="27"/>
-        </w:rPr>
-        <w:t>необрізання</w:t>
-      </w:r>
-      <w:proofErr w:type="spellEnd"/>
-      <w:r>
-        <w:rPr>
-          <w:color w:val="000000"/>
-          <w:sz w:val="27"/>
-          <w:szCs w:val="27"/>
-        </w:rPr>
-        <w:t xml:space="preserve"> є чимсь, але нове сотворіння. </w:t>
+        <w:t>. бо ні обрізання, ні необрізання є чимсь, але нове сотворіння. </w:t>
       </w:r>
       <w:r>
         <w:rPr>
@@ -183,25 +165,7 @@
           <w:sz w:val="27"/>
           <w:szCs w:val="27"/>
         </w:rPr>
-        <w:t xml:space="preserve">. На всіх тих, що ходитимуть за цим правилом, мир і милосердя на них і на </w:t>
-      </w:r>
-      <w:proofErr w:type="spellStart"/>
-      <w:r>
-        <w:rPr>
-          <w:color w:val="000000"/>
-          <w:sz w:val="27"/>
-          <w:szCs w:val="27"/>
-        </w:rPr>
-        <w:t>Ізраїля</w:t>
-      </w:r>
-      <w:proofErr w:type="spellEnd"/>
-      <w:r>
-        <w:rPr>
-          <w:color w:val="000000"/>
-          <w:sz w:val="27"/>
-          <w:szCs w:val="27"/>
-        </w:rPr>
-        <w:t xml:space="preserve"> Божого.</w:t>
+        <w:t>. На всіх тих, що ходитимуть за цим правилом, мир і милосердя на них і на Ізраїля Божого.</w:t>
       </w:r>
     </w:p>
     <w:p>
@@ -265,13 +229,8 @@
         <w:pStyle w:val="3"/>
       </w:pPr>
       <w:r>
-        <w:t xml:space="preserve">Велика п'ятниця на 1-му </w:t>
-      </w:r>
-      <w:proofErr w:type="spellStart"/>
-      <w:r>
-        <w:t>Часі</w:t>
-      </w:r>
-      <w:proofErr w:type="spellEnd"/>
+        <w:t>Велика п'ятниця на 1-му Часі</w:t>
+      </w:r>
     </w:p>
     <w:p>
       <w:pPr>
@@ -317,91 +276,63 @@
       </w:pPr>
       <w:r>
         <w:rPr>
+          <w:rStyle w:val="Versetto"/>
+        </w:rPr>
+        <w:t>14.</w:t>
+      </w:r>
+      <w:r>
+        <w:rPr>
+          <w:color w:val="000000"/>
+        </w:rPr>
+        <w:t xml:space="preserve"> </w:t>
+      </w:r>
+      <w:r>
+        <w:rPr>
           <w:color w:val="000000"/>
         </w:rPr>
         <w:t>Браття,</w:t>
       </w:r>
       <w:r>
         <w:rPr>
+          <w:color w:val="000000"/>
+        </w:rPr>
+        <w:t xml:space="preserve"> </w:t>
+      </w:r>
+      <w:r>
+        <w:rPr>
+          <w:color w:val="000000"/>
+        </w:rPr>
+        <w:t>м</w:t>
+      </w:r>
+      <w:r>
+        <w:rPr>
+          <w:color w:val="000000"/>
+        </w:rPr>
+        <w:t xml:space="preserve">ене ж не доведи, Боже, чимсь хвалитися, як тільки хрестом Господа нашого Ісуса Христа, яким для мене світ розп'ятий і я – світові; </w:t>
+      </w:r>
+      <w:r>
+        <w:rPr>
           <w:rStyle w:val="Versetto"/>
         </w:rPr>
-        <w:t xml:space="preserve"> </w:t>
+        <w:t>15.</w:t>
+      </w:r>
+      <w:r>
+        <w:rPr>
+          <w:color w:val="000000"/>
+        </w:rPr>
+        <w:t xml:space="preserve"> бо ні обрізання, ні необрізання є чимсь, але нове сотворіння. </w:t>
       </w:r>
       <w:r>
         <w:rPr>
           <w:rStyle w:val="Versetto"/>
         </w:rPr>
-        <w:t>14.</w:t>
-      </w:r>
-      <w:r>
-        <w:rPr>
-          <w:color w:val="000000"/>
-        </w:rPr>
-        <w:t xml:space="preserve"> </w:t>
-      </w:r>
-      <w:r>
-        <w:rPr>
-          <w:color w:val="000000"/>
-        </w:rPr>
-        <w:t>м</w:t>
-      </w:r>
-      <w:r>
-        <w:rPr>
-          <w:color w:val="000000"/>
-        </w:rPr>
-        <w:t xml:space="preserve">ене ж не доведи, Боже, чимсь хвалитися, як тільки хрестом Господа нашого Ісуса Христа, яким для мене світ розп'ятий і я – світові; </w:t>
-      </w:r>
-      <w:r>
-        <w:rPr>
-          <w:rStyle w:val="Versetto"/>
-        </w:rPr>
-        <w:t>15.</w:t>
-      </w:r>
-      <w:r>
-        <w:rPr>
-          <w:color w:val="000000"/>
-        </w:rPr>
-        <w:t xml:space="preserve"> бо ні обрізання, ні </w:t>
-      </w:r>
-      <w:proofErr w:type="spellStart"/>
-      <w:r>
-        <w:rPr>
-          <w:color w:val="000000"/>
-        </w:rPr>
-        <w:t>необрізання</w:t>
-      </w:r>
-      <w:proofErr w:type="spellEnd"/>
-      <w:r>
-        <w:rPr>
-          <w:color w:val="000000"/>
-        </w:rPr>
-        <w:t xml:space="preserve"> є чимсь, але нове сотворіння. </w:t>
-      </w:r>
-      <w:r>
-        <w:rPr>
-          <w:rStyle w:val="Versetto"/>
-        </w:rPr>
         <w:t>16.</w:t>
       </w:r>
       <w:r>
         <w:rPr>
           <w:color w:val="000000"/>
         </w:rPr>
-        <w:t xml:space="preserve"> На всіх тих, що ходитимуть за цим правилом, мир і милосердя на них і на </w:t>
-      </w:r>
-      <w:proofErr w:type="spellStart"/>
-      <w:r>
-        <w:rPr>
-          <w:color w:val="000000"/>
-        </w:rPr>
-        <w:t>Ізраїля</w:t>
-      </w:r>
-      <w:proofErr w:type="spellEnd"/>
-      <w:r>
-        <w:rPr>
-          <w:color w:val="000000"/>
-        </w:rPr>
-        <w:t xml:space="preserve"> Божого.</w:t>
+        <w:t xml:space="preserve"> На всіх тих, що ходитимуть за цим правилом, мир і милосердя на них і на Ізраїля Божого.</w:t>
       </w:r>
     </w:p>
     <w:p>
